--- a/Step_Documentation/Step4_Priority_Deadlines.docx
+++ b/Step_Documentation/Step4_Priority_Deadlines.docx
@@ -42,6 +42,20 @@
       </w:r>
     </w:p>
     <w:p/>
+    <w:p>
+      <w:pPr>
+        <w:spacing w:before="120" w:after="200"/>
+        <w:ind w:left="170"/>
+        <w:shd w:val="clear" w:color="auto" w:fill="F2F4F8"/>
+      </w:pPr>
+      <w:r>
+        <w:rPr>
+          <w:i/>
+          <w:sz w:val="21"/>
+        </w:rPr>
+        <w:t xml:space="preserve">V2 UPDATE (audit fixes, Oct 2026): deadline = arrival_time + priority offset, aur met_deadline bilkul wahi hain. Jo badla: (1) deadline offsets ab poore integer steps hone chahiye (int &gt;= 0); validation env/config_validation.py mein hai. (2) Evaluation ab met_deadline ke bajaye 4 categories istemal karti hai (on_time, completed_late, overdue_unfinished, not_yet_due), taake adhoora overdue task bhi miss gina jaye — detail Step 5 document mein hai. (3) Example B ki table mein current_time ko 0-3 kar diya gaya hai (pehle ghalti se 1-4 likha tha; completion_time = 3 pehle bhi sahi tha). Neeche dikhaya gaya code simplified version hai; current code env/ folder mein hai.</w:t>
+      </w:r>
+    </w:p>
     <w:p>
       <w:pPr>
         <w:pStyle w:val="Heading1"/>
@@ -1811,7 +1825,7 @@
                 <w:rFonts w:ascii="Consolas" w:hAnsi="Consolas"/>
                 <w:sz w:val="19"/>
               </w:rPr>
-              <w:t>1</w:t>
+              <w:t>0</w:t>
             </w:r>
           </w:p>
         </w:tc>
@@ -1869,7 +1883,7 @@
                 <w:rFonts w:ascii="Consolas" w:hAnsi="Consolas"/>
                 <w:sz w:val="19"/>
               </w:rPr>
-              <w:t>2</w:t>
+              <w:t>1</w:t>
             </w:r>
           </w:p>
         </w:tc>
@@ -1927,7 +1941,7 @@
                 <w:rFonts w:ascii="Consolas" w:hAnsi="Consolas"/>
                 <w:sz w:val="19"/>
               </w:rPr>
-              <w:t>3</w:t>
+              <w:t>2</w:t>
             </w:r>
           </w:p>
         </w:tc>
@@ -1985,7 +1999,7 @@
                 <w:rFonts w:ascii="Consolas" w:hAnsi="Consolas"/>
                 <w:sz w:val="19"/>
               </w:rPr>
-              <w:t>4</w:t>
+              <w:t>3</w:t>
             </w:r>
           </w:p>
         </w:tc>
